--- a/nlg_impact_agent_explainer.docx
+++ b/nlg_impact_agent_explainer.docx
@@ -415,6 +415,14 @@
     </w:p>
     <w:p>
       <w:pPr>
+        <w:spacing w:after="160"/>
+      </w:pPr>
+      <w:r>
+        <w:t xml:space="preserve">One correctness detail worth stating precisely: the diff is computed from the merge base of the branch and the base branch, not by comparing the two branches' current tips directly. That distinction matters in practice -- if the base branch continues to receive unrelated commits after a feature branch was created, a direct tip-to-tip comparison would incorrectly attribute the base branch's own forward progress to the feature branch. Computing from the merge base isolates exactly the commits made on the branch itself, regardless of how far the base branch has moved on independently since.</w:t>
+      </w:r>
+    </w:p>
+    <w:p>
+      <w:pPr>
         <w:pStyle w:val="Heading1"/>
         <w:spacing w:after="150" w:before="320"/>
       </w:pPr>
@@ -785,6 +793,52 @@
                 <w:sz w:val="20"/>
                 <w:szCs w:val="20"/>
               </w:rPr>
+              <w:t xml:space="preserve">Check CID attribute masking compliance</w:t>
+            </w:r>
+          </w:p>
+        </w:tc>
+        <w:tc>
+          <w:tcPr>
+            <w:tcW w:type="dxa" w:w="3150"/>
+          </w:tcPr>
+          <w:p>
+            <w:r>
+              <w:rPr>
+                <w:sz w:val="20"/>
+                <w:szCs w:val="20"/>
+              </w:rPr>
+              <w:t xml:space="preserve">Rule-based, two free signals plus one LLM signal for unresolved new attributes</w:t>
+            </w:r>
+          </w:p>
+        </w:tc>
+        <w:tc>
+          <w:tcPr>
+            <w:tcW w:type="dxa" w:w="2000"/>
+          </w:tcPr>
+          <w:p>
+            <w:r>
+              <w:rPr>
+                <w:b w:val="false"/>
+                <w:bCs w:val="false"/>
+                <w:sz w:val="20"/>
+                <w:szCs w:val="20"/>
+              </w:rPr>
+              <w:t xml:space="preserve">Mostly deterministic</w:t>
+            </w:r>
+          </w:p>
+        </w:tc>
+      </w:tr>
+      <w:tr>
+        <w:tc>
+          <w:tcPr>
+            <w:tcW w:type="dxa" w:w="4200"/>
+          </w:tcPr>
+          <w:p>
+            <w:r>
+              <w:rPr>
+                <w:sz w:val="20"/>
+                <w:szCs w:val="20"/>
+              </w:rPr>
               <w:t xml:space="preserve">Decide whether a specific change has real impact, and on what</w:t>
             </w:r>
           </w:p>
@@ -910,7 +964,49 @@
         <w:spacing w:after="160"/>
       </w:pPr>
       <w:r>
-        <w:t xml:space="preserve">Concretely, the agent has access to nine tools: it can list every changed file, pull the exact before/after code for any specific function or module-level change, read raw diffs, and -- most importantly -- ask the DAG hierarchy which tasks actually execute a given piece of code today, both in the branch's new state and in the state before the change (needed to correctly assess something that was removed). The model decides which of these to call, with what arguments, and in what order. It can call the same tool twice with different inputs if a first answer is ambiguous. It calls a final tool, finalize_report, only when it judges it has enough evidence -- there is no point at which the surrounding code tells it what to conclude.</w:t>
+        <w:t xml:space="preserve">Concretely, the agent has access to ten tools (listed in full in Section 8): it can list every changed file, pull the exact before/after code for any specific function or module-level change, read raw diffs, and -- most importantly -- ask the DAG hierarchy which tasks actually execute a given piece of code today, both in the branch's new state and in the state before the change (needed to correctly assess something that was removed). The model decides which of these to call, with what arguments, and in what order. It can call the same tool twice with different inputs if a first answer is ambiguous. It calls a final tool, finalize_report, only when it judges it has enough evidence -- there is no point at which the surrounding code tells it what to conclude.</w:t>
+      </w:r>
+    </w:p>
+    <w:p>
+      <w:pPr>
+        <w:pStyle w:val="Heading2"/>
+        <w:spacing w:after="120" w:before="260"/>
+      </w:pPr>
+      <w:r>
+        <w:t xml:space="preserve">Where, exactly, the agent lives in the codebase</w:t>
+      </w:r>
+    </w:p>
+    <w:p>
+      <w:pPr>
+        <w:spacing w:after="160"/>
+      </w:pPr>
+      <w:r>
+        <w:t xml:space="preserve">Three files implement the agent itself, and only these three: agent_tools.py defines the tool functions and their schemas (the agent's available actions); agent_llm_client.py runs the actual tool-calling loop against Azure OpenAI or the internal LLM Gateway (the control mechanism); agent.py holds the system prompt (the instructions shaping how it reasons) and the orchestration function that wires a specific branch's changeset to that loop. Every other file in the project -- the GitLab diff client, the AST comparator, the DAG hierarchy engine, the xlsx exporter -- is deterministic supporting code that gathers evidence for the agent or formats its output; none of it makes a judgment call.</w:t>
+      </w:r>
+    </w:p>
+    <w:p>
+      <w:pPr>
+        <w:pStyle w:val="Heading2"/>
+        <w:spacing w:after="120" w:before="260"/>
+      </w:pPr>
+      <w:r>
+        <w:t xml:space="preserve">How it connects, and why an agent rather than a fixed script</w:t>
+      </w:r>
+    </w:p>
+    <w:p>
+      <w:pPr>
+        <w:spacing w:after="160"/>
+      </w:pPr>
+      <w:r>
+        <w:t xml:space="preserve">The connection to the LLM uses the standard function-calling (tool-calling) protocol shared by Azure OpenAI and OpenAI-compatible gateways: each request includes the ten tool schemas, and the model's response either contains plain text or a request to call one or more tools with specific arguments. The surrounding Python code's only job is to execute whichever tool was requested and hand the result back -- it never decides which tool to call or when to stop.</w:t>
+      </w:r>
+    </w:p>
+    <w:p>
+      <w:pPr>
+        <w:spacing w:after="160"/>
+      </w:pPr>
+      <w:r>
+        <w:t xml:space="preserve">Why not simply hard-code a checklist -- "if a function is modified, check its callers; if a file is renamed, check the old path" -- instead of an agent? Two reasons. First, real changesets mix categories in ways a fixed checklist handles poorly: a single branch might modify a widely-shared function, rename an unrelated file, and tweak a config constant, each needing a different chain of follow-up questions, and a genuinely surprising result (for example, zero callers found for something expected to be used everywhere) should prompt a different next step than a checklist would take. Second, and more fundamentally, whether a change matters is a judgment call, not a lookup -- exactly the kind of task language models are suited to and fixed rules are not. The agent's job is analogous to a detective interviewing witnesses about a set of break-ins: the crime-scene report (the deterministic diff) tells the detective what physically changed, but deciding which room actually needs a new lock requires asking the right follow-up questions of the right witnesses, in an order that depends on what earlier answers revealed.</w:t>
       </w:r>
     </w:p>
     <w:p>
@@ -919,7 +1015,575 @@
         <w:spacing w:after="150" w:before="320"/>
       </w:pPr>
       <w:r>
-        <w:t xml:space="preserve">8. How the Agent Assesses Changes and Impact</w:t>
+        <w:t xml:space="preserve">8. The Agent's Tools</w:t>
+      </w:r>
+    </w:p>
+    <w:p>
+      <w:pPr>
+        <w:spacing w:after="160"/>
+      </w:pPr>
+      <w:r>
+        <w:t xml:space="preserve">Every tool below is a plain Python function operating on already-gathered evidence (the changeset from change_analyzer.py, and Project 1's DAG hierarchy) -- none of them make a decision themselves; they only answer factual questions the agent chooses to ask.</w:t>
+      </w:r>
+    </w:p>
+    <w:tbl>
+      <w:tblPr>
+        <w:tblW w:type="dxa" w:w="9350"/>
+        <w:tblBorders>
+          <w:top w:val="single" w:color="auto" w:sz="4"/>
+          <w:left w:val="single" w:color="auto" w:sz="4"/>
+          <w:bottom w:val="single" w:color="auto" w:sz="4"/>
+          <w:right w:val="single" w:color="auto" w:sz="4"/>
+          <w:insideH w:val="single" w:color="auto" w:sz="4"/>
+          <w:insideV w:val="single" w:color="auto" w:sz="4"/>
+        </w:tblBorders>
+      </w:tblPr>
+      <w:tblGrid>
+        <w:gridCol w:w="100"/>
+        <w:gridCol w:w="100"/>
+        <w:gridCol w:w="100"/>
+      </w:tblGrid>
+      <w:tr>
+        <w:tc>
+          <w:tcPr>
+            <w:tcW w:type="dxa" w:w="2400"/>
+            <w:shd w:fill="305496" w:val="clear"/>
+          </w:tcPr>
+          <w:p>
+            <w:r>
+              <w:rPr>
+                <w:b/>
+                <w:bCs/>
+                <w:color w:val="FFFFFF"/>
+                <w:sz w:val="20"/>
+                <w:szCs w:val="20"/>
+              </w:rPr>
+              <w:t xml:space="preserve">Tool</w:t>
+            </w:r>
+          </w:p>
+        </w:tc>
+        <w:tc>
+          <w:tcPr>
+            <w:tcW w:type="dxa" w:w="3450"/>
+            <w:shd w:fill="305496" w:val="clear"/>
+          </w:tcPr>
+          <w:p>
+            <w:r>
+              <w:rPr>
+                <w:b/>
+                <w:bCs/>
+                <w:color w:val="FFFFFF"/>
+                <w:sz w:val="20"/>
+                <w:szCs w:val="20"/>
+              </w:rPr>
+              <w:t xml:space="preserve">In plain terms</w:t>
+            </w:r>
+          </w:p>
+        </w:tc>
+        <w:tc>
+          <w:tcPr>
+            <w:tcW w:type="dxa" w:w="3500"/>
+            <w:shd w:fill="305496" w:val="clear"/>
+          </w:tcPr>
+          <w:p>
+            <w:r>
+              <w:rPr>
+                <w:b/>
+                <w:bCs/>
+                <w:color w:val="FFFFFF"/>
+                <w:sz w:val="20"/>
+                <w:szCs w:val="20"/>
+              </w:rPr>
+              <w:t xml:space="preserve">When the agent reaches for it</w:t>
+            </w:r>
+          </w:p>
+        </w:tc>
+      </w:tr>
+      <w:tr>
+        <w:tc>
+          <w:tcPr>
+            <w:tcW w:type="dxa" w:w="2400"/>
+          </w:tcPr>
+          <w:p>
+            <w:r>
+              <w:rPr>
+                <w:rFonts w:ascii="Consolas" w:cs="Consolas" w:eastAsia="Consolas" w:hAnsi="Consolas"/>
+                <w:color w:val="993C1D"/>
+                <w:sz w:val="18"/>
+                <w:szCs w:val="18"/>
+              </w:rPr>
+              <w:t xml:space="preserve">list_changed_files</w:t>
+            </w:r>
+          </w:p>
+        </w:tc>
+        <w:tc>
+          <w:tcPr>
+            <w:tcW w:type="dxa" w:w="3450"/>
+          </w:tcPr>
+          <w:p>
+            <w:r>
+              <w:rPr>
+                <w:sz w:val="20"/>
+                <w:szCs w:val="20"/>
+              </w:rPr>
+              <w:t xml:space="preserve">"Show me everything that changed."</w:t>
+            </w:r>
+          </w:p>
+        </w:tc>
+        <w:tc>
+          <w:tcPr>
+            <w:tcW w:type="dxa" w:w="3500"/>
+          </w:tcPr>
+          <w:p>
+            <w:r>
+              <w:rPr>
+                <w:sz w:val="20"/>
+                <w:szCs w:val="20"/>
+              </w:rPr>
+              <w:t xml:space="preserve">Always called first -- this is the agent's starting map of what needs investigating.</w:t>
+            </w:r>
+          </w:p>
+        </w:tc>
+      </w:tr>
+      <w:tr>
+        <w:tc>
+          <w:tcPr>
+            <w:tcW w:type="dxa" w:w="2400"/>
+          </w:tcPr>
+          <w:p>
+            <w:r>
+              <w:rPr>
+                <w:rFonts w:ascii="Consolas" w:cs="Consolas" w:eastAsia="Consolas" w:hAnsi="Consolas"/>
+                <w:color w:val="993C1D"/>
+                <w:sz w:val="18"/>
+                <w:szCs w:val="18"/>
+              </w:rPr>
+              <w:t xml:space="preserve">get_function_change_detail</w:t>
+            </w:r>
+          </w:p>
+        </w:tc>
+        <w:tc>
+          <w:tcPr>
+            <w:tcW w:type="dxa" w:w="3450"/>
+          </w:tcPr>
+          <w:p>
+            <w:r>
+              <w:rPr>
+                <w:sz w:val="20"/>
+                <w:szCs w:val="20"/>
+              </w:rPr>
+              <w:t xml:space="preserve">"Show me the exact before/after code for this one function."</w:t>
+            </w:r>
+          </w:p>
+        </w:tc>
+        <w:tc>
+          <w:tcPr>
+            <w:tcW w:type="dxa" w:w="3500"/>
+          </w:tcPr>
+          <w:p>
+            <w:r>
+              <w:rPr>
+                <w:sz w:val="20"/>
+                <w:szCs w:val="20"/>
+              </w:rPr>
+              <w:t xml:space="preserve">When it needs to read what actually changed inside a specific function, not just that it changed.</w:t>
+            </w:r>
+          </w:p>
+        </w:tc>
+      </w:tr>
+      <w:tr>
+        <w:tc>
+          <w:tcPr>
+            <w:tcW w:type="dxa" w:w="2400"/>
+          </w:tcPr>
+          <w:p>
+            <w:r>
+              <w:rPr>
+                <w:rFonts w:ascii="Consolas" w:cs="Consolas" w:eastAsia="Consolas" w:hAnsi="Consolas"/>
+                <w:color w:val="993C1D"/>
+                <w:sz w:val="18"/>
+                <w:szCs w:val="18"/>
+              </w:rPr>
+              <w:t xml:space="preserve">get_top_level_change_detail</w:t>
+            </w:r>
+          </w:p>
+        </w:tc>
+        <w:tc>
+          <w:tcPr>
+            <w:tcW w:type="dxa" w:w="3450"/>
+          </w:tcPr>
+          <w:p>
+            <w:r>
+              <w:rPr>
+                <w:sz w:val="20"/>
+                <w:szCs w:val="20"/>
+              </w:rPr>
+              <w:t xml:space="preserve">Same as above, but for changes outside any function -- a changed import, a module constant, a class attribute.</w:t>
+            </w:r>
+          </w:p>
+        </w:tc>
+        <w:tc>
+          <w:tcPr>
+            <w:tcW w:type="dxa" w:w="3500"/>
+          </w:tcPr>
+          <w:p>
+            <w:r>
+              <w:rPr>
+                <w:sz w:val="20"/>
+                <w:szCs w:val="20"/>
+              </w:rPr>
+              <w:t xml:space="preserve">When the change isn't inside a function body at all.</w:t>
+            </w:r>
+          </w:p>
+        </w:tc>
+      </w:tr>
+      <w:tr>
+        <w:tc>
+          <w:tcPr>
+            <w:tcW w:type="dxa" w:w="2400"/>
+          </w:tcPr>
+          <w:p>
+            <w:r>
+              <w:rPr>
+                <w:rFonts w:ascii="Consolas" w:cs="Consolas" w:eastAsia="Consolas" w:hAnsi="Consolas"/>
+                <w:color w:val="993C1D"/>
+                <w:sz w:val="18"/>
+                <w:szCs w:val="18"/>
+              </w:rPr>
+              <w:t xml:space="preserve">get_raw_diff</w:t>
+            </w:r>
+          </w:p>
+        </w:tc>
+        <w:tc>
+          <w:tcPr>
+            <w:tcW w:type="dxa" w:w="3450"/>
+          </w:tcPr>
+          <w:p>
+            <w:r>
+              <w:rPr>
+                <w:sz w:val="20"/>
+                <w:szCs w:val="20"/>
+              </w:rPr>
+              <w:t xml:space="preserve">"Show me the raw line-by-line diff for this file."</w:t>
+            </w:r>
+          </w:p>
+        </w:tc>
+        <w:tc>
+          <w:tcPr>
+            <w:tcW w:type="dxa" w:w="3500"/>
+          </w:tcPr>
+          <w:p>
+            <w:r>
+              <w:rPr>
+                <w:sz w:val="20"/>
+                <w:szCs w:val="20"/>
+              </w:rPr>
+              <w:t xml:space="preserve">For non-Python config files, or to see exact line-level detail beyond the structured summary.</w:t>
+            </w:r>
+          </w:p>
+        </w:tc>
+      </w:tr>
+      <w:tr>
+        <w:tc>
+          <w:tcPr>
+            <w:tcW w:type="dxa" w:w="2400"/>
+          </w:tcPr>
+          <w:p>
+            <w:r>
+              <w:rPr>
+                <w:rFonts w:ascii="Consolas" w:cs="Consolas" w:eastAsia="Consolas" w:hAnsi="Consolas"/>
+                <w:color w:val="993C1D"/>
+                <w:sz w:val="18"/>
+                <w:szCs w:val="18"/>
+              </w:rPr>
+              <w:t xml:space="preserve">get_callers_of_function</w:t>
+            </w:r>
+          </w:p>
+        </w:tc>
+        <w:tc>
+          <w:tcPr>
+            <w:tcW w:type="dxa" w:w="3450"/>
+          </w:tcPr>
+          <w:p>
+            <w:r>
+              <w:rPr>
+                <w:sz w:val="20"/>
+                <w:szCs w:val="20"/>
+              </w:rPr>
+              <w:t xml:space="preserve">"Who else in the codebase calls this function?"</w:t>
+            </w:r>
+          </w:p>
+        </w:tc>
+        <w:tc>
+          <w:tcPr>
+            <w:tcW w:type="dxa" w:w="3500"/>
+          </w:tcPr>
+          <w:p>
+            <w:r>
+              <w:rPr>
+                <w:sz w:val="20"/>
+                <w:szCs w:val="20"/>
+              </w:rPr>
+              <w:t xml:space="preserve">To check whether a changed function is used by anything before judging impact.</w:t>
+            </w:r>
+          </w:p>
+        </w:tc>
+      </w:tr>
+      <w:tr>
+        <w:tc>
+          <w:tcPr>
+            <w:tcW w:type="dxa" w:w="2400"/>
+          </w:tcPr>
+          <w:p>
+            <w:r>
+              <w:rPr>
+                <w:rFonts w:ascii="Consolas" w:cs="Consolas" w:eastAsia="Consolas" w:hAnsi="Consolas"/>
+                <w:color w:val="993C1D"/>
+                <w:sz w:val="18"/>
+                <w:szCs w:val="18"/>
+              </w:rPr>
+              <w:t xml:space="preserve">get_tasks_using_method</w:t>
+            </w:r>
+          </w:p>
+        </w:tc>
+        <w:tc>
+          <w:tcPr>
+            <w:tcW w:type="dxa" w:w="3450"/>
+          </w:tcPr>
+          <w:p>
+            <w:r>
+              <w:rPr>
+                <w:sz w:val="20"/>
+                <w:szCs w:val="20"/>
+              </w:rPr>
+              <w:t xml:space="preserve">"Which Airflow tasks actually run this function today?"</w:t>
+            </w:r>
+          </w:p>
+        </w:tc>
+        <w:tc>
+          <w:tcPr>
+            <w:tcW w:type="dxa" w:w="3500"/>
+          </w:tcPr>
+          <w:p>
+            <w:r>
+              <w:rPr>
+                <w:sz w:val="20"/>
+                <w:szCs w:val="20"/>
+              </w:rPr>
+              <w:t xml:space="preserve">The primary impact check -- e.g. finding "92 tasks depend on this" or "0 tasks use this."</w:t>
+            </w:r>
+          </w:p>
+        </w:tc>
+      </w:tr>
+      <w:tr>
+        <w:tc>
+          <w:tcPr>
+            <w:tcW w:type="dxa" w:w="2400"/>
+          </w:tcPr>
+          <w:p>
+            <w:r>
+              <w:rPr>
+                <w:rFonts w:ascii="Consolas" w:cs="Consolas" w:eastAsia="Consolas" w:hAnsi="Consolas"/>
+                <w:color w:val="993C1D"/>
+                <w:sz w:val="18"/>
+                <w:szCs w:val="18"/>
+              </w:rPr>
+              <w:t xml:space="preserve">get_tasks_using_file</w:t>
+            </w:r>
+          </w:p>
+        </w:tc>
+        <w:tc>
+          <w:tcPr>
+            <w:tcW w:type="dxa" w:w="3450"/>
+          </w:tcPr>
+          <w:p>
+            <w:r>
+              <w:rPr>
+                <w:sz w:val="20"/>
+                <w:szCs w:val="20"/>
+              </w:rPr>
+              <w:t xml:space="preserve">"Which Airflow tasks depend on this file?"</w:t>
+            </w:r>
+          </w:p>
+        </w:tc>
+        <w:tc>
+          <w:tcPr>
+            <w:tcW w:type="dxa" w:w="3500"/>
+          </w:tcPr>
+          <w:p>
+            <w:r>
+              <w:rPr>
+                <w:sz w:val="20"/>
+                <w:szCs w:val="20"/>
+              </w:rPr>
+              <w:t xml:space="preserve">For file renames/deletions -- checks who imports the old file path.</w:t>
+            </w:r>
+          </w:p>
+        </w:tc>
+      </w:tr>
+      <w:tr>
+        <w:tc>
+          <w:tcPr>
+            <w:tcW w:type="dxa" w:w="2400"/>
+          </w:tcPr>
+          <w:p>
+            <w:r>
+              <w:rPr>
+                <w:rFonts w:ascii="Consolas" w:cs="Consolas" w:eastAsia="Consolas" w:hAnsi="Consolas"/>
+                <w:color w:val="993C1D"/>
+                <w:sz w:val="18"/>
+                <w:szCs w:val="18"/>
+              </w:rPr>
+              <w:t xml:space="preserve">get_tasks_using_target_type</w:t>
+            </w:r>
+          </w:p>
+        </w:tc>
+        <w:tc>
+          <w:tcPr>
+            <w:tcW w:type="dxa" w:w="3450"/>
+          </w:tcPr>
+          <w:p>
+            <w:r>
+              <w:rPr>
+                <w:sz w:val="20"/>
+                <w:szCs w:val="20"/>
+              </w:rPr>
+              <w:t xml:space="preserve">"Which Airflow tasks use this target_type?"</w:t>
+            </w:r>
+          </w:p>
+        </w:tc>
+        <w:tc>
+          <w:tcPr>
+            <w:tcW w:type="dxa" w:w="3500"/>
+          </w:tcPr>
+          <w:p>
+            <w:r>
+              <w:rPr>
+                <w:sz w:val="20"/>
+                <w:szCs w:val="20"/>
+              </w:rPr>
+              <w:t xml:space="preserve">For config/YAML changes tied to a business category, e.g. client_bknight.</w:t>
+            </w:r>
+          </w:p>
+        </w:tc>
+      </w:tr>
+      <w:tr>
+        <w:tc>
+          <w:tcPr>
+            <w:tcW w:type="dxa" w:w="2400"/>
+          </w:tcPr>
+          <w:p>
+            <w:r>
+              <w:rPr>
+                <w:rFonts w:ascii="Consolas" w:cs="Consolas" w:eastAsia="Consolas" w:hAnsi="Consolas"/>
+                <w:color w:val="993C1D"/>
+                <w:sz w:val="18"/>
+                <w:szCs w:val="18"/>
+              </w:rPr>
+              <w:t xml:space="preserve">get_dag_hierarchy_summary</w:t>
+            </w:r>
+          </w:p>
+        </w:tc>
+        <w:tc>
+          <w:tcPr>
+            <w:tcW w:type="dxa" w:w="3450"/>
+          </w:tcPr>
+          <w:p>
+            <w:r>
+              <w:rPr>
+                <w:sz w:val="20"/>
+                <w:szCs w:val="20"/>
+              </w:rPr>
+              <w:t xml:space="preserve">"Give me the lay of the land."</w:t>
+            </w:r>
+          </w:p>
+        </w:tc>
+        <w:tc>
+          <w:tcPr>
+            <w:tcW w:type="dxa" w:w="3500"/>
+          </w:tcPr>
+          <w:p>
+            <w:r>
+              <w:rPr>
+                <w:sz w:val="20"/>
+                <w:szCs w:val="20"/>
+              </w:rPr>
+              <w:t xml:space="preserve">Occasionally, for orientation before diving into specifics.</w:t>
+            </w:r>
+          </w:p>
+        </w:tc>
+      </w:tr>
+      <w:tr>
+        <w:tc>
+          <w:tcPr>
+            <w:tcW w:type="dxa" w:w="2400"/>
+          </w:tcPr>
+          <w:p>
+            <w:r>
+              <w:rPr>
+                <w:rFonts w:ascii="Consolas" w:cs="Consolas" w:eastAsia="Consolas" w:hAnsi="Consolas"/>
+                <w:color w:val="993C1D"/>
+                <w:sz w:val="18"/>
+                <w:szCs w:val="18"/>
+              </w:rPr>
+              <w:t xml:space="preserve">finalize_report</w:t>
+            </w:r>
+          </w:p>
+        </w:tc>
+        <w:tc>
+          <w:tcPr>
+            <w:tcW w:type="dxa" w:w="3450"/>
+          </w:tcPr>
+          <w:p>
+            <w:r>
+              <w:rPr>
+                <w:sz w:val="20"/>
+                <w:szCs w:val="20"/>
+              </w:rPr>
+              <w:t xml:space="preserve">"I'm done -- here is my conclusion for every change, with reasons."</w:t>
+            </w:r>
+          </w:p>
+        </w:tc>
+        <w:tc>
+          <w:tcPr>
+            <w:tcW w:type="dxa" w:w="3500"/>
+          </w:tcPr>
+          <w:p>
+            <w:r>
+              <w:rPr>
+                <w:sz w:val="20"/>
+                <w:szCs w:val="20"/>
+              </w:rPr>
+              <w:t xml:space="preserve">Called exactly once, at the end, closing the investigation.</w:t>
+            </w:r>
+          </w:p>
+        </w:tc>
+      </w:tr>
+    </w:tbl>
+    <w:p>
+      <w:pPr>
+        <w:spacing w:after="100"/>
+      </w:pPr>
+    </w:p>
+    <w:p>
+      <w:pPr>
+        <w:spacing w:after="160"/>
+      </w:pPr>
+      <w:r>
+        <w:rPr>
+          <w:sz w:val="20"/>
+          <w:szCs w:val="20"/>
+        </w:rPr>
+        <w:t xml:space="preserve">Three of these (get_callers_of_function, get_tasks_using_method, get_tasks_using_file, get_tasks_using_target_type -- four, precisely) accept a ref parameter of "before" or "after": "after" checks the branch's new code (the default), "before" checks the code as it stood prior to the change, which is essential for correctly assessing something that no longer exists post-change, such as a deleted function or the old path of a renamed file.</w:t>
+      </w:r>
+    </w:p>
+    <w:p>
+      <w:pPr>
+        <w:pStyle w:val="Heading1"/>
+        <w:spacing w:after="150" w:before="320"/>
+      </w:pPr>
+      <w:r>
+        <w:t xml:space="preserve">9. How the Agent Assesses Changes and Impact</w:t>
       </w:r>
     </w:p>
     <w:p>
@@ -1014,15 +1678,49 @@
         <w:spacing w:after="150" w:before="320"/>
       </w:pPr>
       <w:r>
-        <w:t xml:space="preserve">9. The Impact Report</w:t>
-      </w:r>
-    </w:p>
-    <w:p>
-      <w:pPr>
-        <w:spacing w:after="160"/>
-      </w:pPr>
-      <w:r>
-        <w:t xml:space="preserve">The system produces a four-sheet workbook. The primary sheet, Change Impact Detail, lists one row per (change, impacted task) pair, in the same DAG / sub-DAG / TaskGroup / task / method / file shape used elsewhere in this project family, plus a Change &amp; Impact column describing exactly what changed and an Impact Reasoning column citing the evidence behind the conclusion. Changes the agent found no task-level match for move to a separate Changes (no task match) sheet, so they remain visible for audit rather than disappearing. A Testing Scope Summary sheet rolls everything up into the unique set of impacted DAGs, TaskGroups, tasks, methods, and files, plus the agent's own narrative summary of the branch as a whole -- the single artifact a test lead needs to scope a regression pass.</w:t>
+        <w:t xml:space="preserve">10. Checking the Agent's Work</w:t>
+      </w:r>
+    </w:p>
+    <w:p>
+      <w:pPr>
+        <w:spacing w:after="160"/>
+      </w:pPr>
+      <w:r>
+        <w:t xml:space="preserve">Two mechanisms exist for reviewing what the agent actually did, distinct from trusting its final report at face value.</w:t>
+      </w:r>
+    </w:p>
+    <w:p>
+      <w:pPr>
+        <w:pStyle w:val="Heading2"/>
+        <w:spacing w:after="120" w:before="260"/>
+      </w:pPr>
+      <w:r>
+        <w:t xml:space="preserve">The full tool-call transcript, formatted for readability</w:t>
+      </w:r>
+    </w:p>
+    <w:p>
+      <w:pPr>
+        <w:spacing w:after="160"/>
+      </w:pPr>
+      <w:r>
+        <w:t xml:space="preserve">Every request the agent made and every result it received is retained, in order, and available separately from the final conclusions (report.transcript in the notebook). Raw, this is machine-formatted JSON, which becomes unreadable quickly -- a single tool call checking a widely-used method can return dozens of task records. A dedicated formatter renders the same transcript as clearly-labeled, indented, plain-text steps, with any result list longer than a handful of items automatically shortened to its first few entries plus a count, so a ninety-two-task result reads as a summary, not a wall of repetition. This answers "why did it conclude that" with the literal, readable sequence of questions and answers, not a paraphrase -- and can be saved to a plain-text file for sharing outside the notebook.</w:t>
+      </w:r>
+    </w:p>
+    <w:p>
+      <w:pPr>
+        <w:pStyle w:val="Heading2"/>
+        <w:spacing w:after="120" w:before="260"/>
+      </w:pPr>
+      <w:r>
+        <w:t xml:space="preserve">Automated grounding verification</w:t>
+      </w:r>
+    </w:p>
+    <w:p>
+      <w:pPr>
+        <w:spacing w:after="160"/>
+      </w:pPr>
+      <w:r>
+        <w:t xml:space="preserve">A separate check, added specifically to make accuracy concrete rather than a matter of faith, re-runs the same tool calls the agent's cited evidence implies and compares the fresh result against what the report claims. This does not judge whether the agent's decision was the right one -- that still needs periodic human review, since no ground-truth dataset of "correct" answers exists yet -- but it does catch, automatically, whether the agent's own numbers are real. Tested against a deliberately fabricated claim (an invented DAG name injected into a report), the checker correctly flagged the mismatch.</w:t>
       </w:r>
     </w:p>
     <w:p>
@@ -1031,7 +1729,40 @@
         <w:spacing w:after="150" w:before="320"/>
       </w:pPr>
       <w:r>
-        <w:t xml:space="preserve">10. Known Limitations</w:t>
+        <w:t xml:space="preserve">11. The Impact Report</w:t>
+      </w:r>
+    </w:p>
+    <w:p>
+      <w:pPr>
+        <w:spacing w:after="160"/>
+      </w:pPr>
+      <w:r>
+        <w:t xml:space="preserve">The system produces a five-sheet workbook. The primary sheet, Change Impact Detail, lists one row per (change, impacted task) pair, in the same DAG / sub-DAG / TaskGroup / task / method / file shape used elsewhere in this project family, plus a Change &amp; Impact column describing exactly what changed and an Impact Reasoning column citing the evidence behind the conclusion. Changes the agent found no task-level match for move to a separate Changes (no task match) sheet, so they remain visible for audit rather than disappearing. A Testing Scope Summary sheet rolls everything up into the unique set of impacted DAGs, TaskGroups, tasks, methods, and files, plus the agent's own narrative summary of the branch as a whole. A fifth sheet, CID Masking Compliance, is described in the next section.</w:t>
+      </w:r>
+    </w:p>
+    <w:p>
+      <w:pPr>
+        <w:spacing w:after="160"/>
+      </w:pPr>
+      <w:r>
+        <w:t xml:space="preserve">By default the output filename bakes in the branch name -- feature/my-change becomes change_impact_feature_my-change.xlsx, with any character unsafe in a filename replaced automatically -- so reports from different branches never overwrite one another without an explicit override.</w:t>
+      </w:r>
+    </w:p>
+    <w:p>
+      <w:pPr>
+        <w:pStyle w:val="Heading1"/>
+        <w:spacing w:after="150" w:before="320"/>
+      </w:pPr>
+      <w:r>
+        <w:t xml:space="preserve">12. CID Attribute Masking Compliance</w:t>
+      </w:r>
+    </w:p>
+    <w:p>
+      <w:pPr>
+        <w:spacing w:after="160"/>
+      </w:pPr>
+      <w:r>
+        <w:t xml:space="preserve">A separate check runs alongside the agent on every analysis -- structurally distinct from the agent's tool-calling loop, since most of it is deterministic policy checking rather than the open-ended investigation the impact assessment requires. The system treats an attribute as client-identifying (CID) via any of three independent signals, tried in order from cheapest and most certain to least certain, and checks three rules against that combined definition.</w:t>
       </w:r>
     </w:p>
     <w:p>
@@ -1044,7 +1775,7 @@
         <w:spacing w:after="80"/>
       </w:pPr>
       <w:r>
-        <w:t xml:space="preserve">Reachability is name-based, not type-resolved -- the same convention used throughout this project family. A function name shared by two unrelated classes could, in principle, be conflated; the agent is instructed to cross-check surprising results, but this is a structural limitation of static analysis in a dynamically-typed language, not something any tool can fully eliminate.</w:t>
+        <w:t xml:space="preserve">Established pattern: the attribute is already masked with an MD5 hash somewhere in the codebase's dummy configuration folder. Free to check, and the most reliable signal -- but by definition blind to an attribute the very first time it appears anywhere.</w:t>
       </w:r>
     </w:p>
     <w:p>
@@ -1057,7 +1788,7 @@
         <w:spacing w:after="80"/>
       </w:pPr>
       <w:r>
-        <w:t xml:space="preserve">The agent requires a working LLM connection; unlike the other tools in this project family, there is no meaningful fallback, because the central task -- judging whether a change matters -- is the one thing static analysis cannot do on its own.</w:t>
+        <w:t xml:space="preserve">Name pattern: the attribute was newly added on this branch and its name matches a known PII-naming convention (email, SSN, phone, date of birth, address, account or client name, and similar). Also free, and closes the gap the first signal cannot: a brand-new attribute has no masking history yet, but its name alone can still be revealing.</w:t>
       </w:r>
     </w:p>
     <w:p>
@@ -1070,7 +1801,429 @@
         <w:spacing w:after="80"/>
       </w:pPr>
       <w:r>
-        <w:t xml:space="preserve">Cost and runtime scale with the size of the changeset: each distinct change may need several tool calls, and building both the before and after hierarchy roughly doubles the non-agent portion of the runtime.</w:t>
+        <w:t xml:space="preserve">LLM judgment: the attribute was newly added and neither of the first two signals resolved it, so an LLM is asked whether the attribute's name and its SQL expression look like client-identifying data -- given the target_type's already-established CID attributes as calibration examples. This tier exists because a fixed keyword list necessarily misses real cases: this codebase's own individual-profile first- and last-name attributes, already treated as CID in practice, match no keyword in the name-pattern list literally. Invoked only for attributes left unresolved by the first two signals, so the number of LLM calls scales with how many genuinely new, ambiguous attributes an actual branch introduces -- not with the size of the codebase.</w:t>
+      </w:r>
+    </w:p>
+    <w:p>
+      <w:pPr>
+        <w:spacing w:after="160"/>
+      </w:pPr>
+      <w:r>
+        <w:t xml:space="preserve">Against the union of attributes recognized by any of the three signals, three rules are checked: a target_type's dummy configuration file should exist wherever its real configuration file does, on both the branch and the base branch; a CID attribute present in the real configuration must have a masked counterpart in the corresponding dummy file, flagged at high severity if newly added on this branch and medium if the gap already existed before it; and a CID attribute already defined in the real configuration must not also appear in the separate, per-insight-type column-mapping files, since duplication there would expose the identifying value outside its intended, masked location.</w:t>
+      </w:r>
+    </w:p>
+    <w:p>
+      <w:pPr>
+        <w:spacing w:after="160"/>
+      </w:pPr>
+      <w:r>
+        <w:t xml:space="preserve">Run once as a baseline audit against the real repository, with no branch changes involved at all, this check surfaced twenty-five genuine violations already present today -- among them two target_types whose real configuration has no masked dummy counterpart whatsoever, all found via the first signal alone. The LLM signal was validated separately with a scenario mirroring the codebase's own name-pattern attributes: an unresolved new attribute correctly escalated to and flagged by LLM judgment, while a control attribute with no identifying meaning correctly triggered no flag at any tier, and a repeat run with no LLM configured reproduced the identical twenty-five-violation baseline with zero LLM calls made -- confirming the third signal is additive, never required.</w:t>
+      </w:r>
+    </w:p>
+    <w:p>
+      <w:pPr>
+        <w:pStyle w:val="Heading1"/>
+        <w:spacing w:after="150" w:before="320"/>
+      </w:pPr>
+      <w:r>
+        <w:t xml:space="preserve">13. Frequently Asked Questions (Demo Preparation)</w:t>
+      </w:r>
+    </w:p>
+    <w:p>
+      <w:pPr>
+        <w:spacing w:after="160"/>
+      </w:pPr>
+      <w:r>
+        <w:t xml:space="preserve">Anticipated questions from a demo audience, and the direct answers -- useful for preparing to present this project, or as a standalone reference.</w:t>
+      </w:r>
+    </w:p>
+    <w:tbl>
+      <w:tblPr>
+        <w:tblW w:type="dxa" w:w="9350"/>
+        <w:tblBorders>
+          <w:top w:val="single" w:color="auto" w:sz="4"/>
+          <w:left w:val="single" w:color="auto" w:sz="4"/>
+          <w:bottom w:val="single" w:color="auto" w:sz="4"/>
+          <w:right w:val="single" w:color="auto" w:sz="4"/>
+          <w:insideH w:val="single" w:color="auto" w:sz="4"/>
+          <w:insideV w:val="single" w:color="auto" w:sz="4"/>
+        </w:tblBorders>
+      </w:tblPr>
+      <w:tblGrid>
+        <w:gridCol w:w="100"/>
+        <w:gridCol w:w="100"/>
+      </w:tblGrid>
+      <w:tr>
+        <w:tc>
+          <w:tcPr>
+            <w:tcW w:type="dxa" w:w="3200"/>
+            <w:shd w:fill="305496" w:val="clear"/>
+          </w:tcPr>
+          <w:p>
+            <w:r>
+              <w:rPr>
+                <w:b/>
+                <w:bCs/>
+                <w:color w:val="FFFFFF"/>
+                <w:sz w:val="20"/>
+                <w:szCs w:val="20"/>
+              </w:rPr>
+              <w:t xml:space="preserve">Likely question</w:t>
+            </w:r>
+          </w:p>
+        </w:tc>
+        <w:tc>
+          <w:tcPr>
+            <w:tcW w:type="dxa" w:w="6150"/>
+            <w:shd w:fill="305496" w:val="clear"/>
+          </w:tcPr>
+          <w:p>
+            <w:r>
+              <w:rPr>
+                <w:b/>
+                <w:bCs/>
+                <w:color w:val="FFFFFF"/>
+                <w:sz w:val="20"/>
+                <w:szCs w:val="20"/>
+              </w:rPr>
+              <w:t xml:space="preserve">Answer</w:t>
+            </w:r>
+          </w:p>
+        </w:tc>
+      </w:tr>
+      <w:tr>
+        <w:tc>
+          <w:tcPr>
+            <w:tcW w:type="dxa" w:w="3200"/>
+          </w:tcPr>
+          <w:p>
+            <w:r>
+              <w:rPr>
+                <w:b/>
+                <w:bCs/>
+                <w:sz w:val="20"/>
+                <w:szCs w:val="20"/>
+              </w:rPr>
+              <w:t xml:space="preserve">Is this just an LLM reading a diff and guessing?</w:t>
+            </w:r>
+          </w:p>
+        </w:tc>
+        <w:tc>
+          <w:tcPr>
+            <w:tcW w:type="dxa" w:w="6150"/>
+          </w:tcPr>
+          <w:p>
+            <w:r>
+              <w:rPr>
+                <w:sz w:val="20"/>
+                <w:szCs w:val="20"/>
+              </w:rPr>
+              <w:t xml:space="preserve">No. File/function/call detection is 100% deterministic (git diff + AST parsing). The LLM only judges whether a detected change matters, using real lookups against the actual DAG hierarchy -- not guesses.</w:t>
+            </w:r>
+          </w:p>
+        </w:tc>
+      </w:tr>
+      <w:tr>
+        <w:tc>
+          <w:tcPr>
+            <w:tcW w:type="dxa" w:w="3200"/>
+          </w:tcPr>
+          <w:p>
+            <w:r>
+              <w:rPr>
+                <w:b/>
+                <w:bCs/>
+                <w:sz w:val="20"/>
+                <w:szCs w:val="20"/>
+              </w:rPr>
+              <w:t xml:space="preserve">How do we know it's not hallucinating impact?</w:t>
+            </w:r>
+          </w:p>
+        </w:tc>
+        <w:tc>
+          <w:tcPr>
+            <w:tcW w:type="dxa" w:w="6150"/>
+          </w:tcPr>
+          <w:p>
+            <w:r>
+              <w:rPr>
+                <w:sz w:val="20"/>
+                <w:szCs w:val="20"/>
+              </w:rPr>
+              <w:t xml:space="preserve">Every conclusion cites the specific tool result behind it (e.g. "92 tasks found via get_tasks_using_method"), and an automated verification pass re-runs those same tool calls fresh to confirm the cited numbers still match live data.</w:t>
+            </w:r>
+          </w:p>
+        </w:tc>
+      </w:tr>
+      <w:tr>
+        <w:tc>
+          <w:tcPr>
+            <w:tcW w:type="dxa" w:w="3200"/>
+          </w:tcPr>
+          <w:p>
+            <w:r>
+              <w:rPr>
+                <w:b/>
+                <w:bCs/>
+                <w:sz w:val="20"/>
+                <w:szCs w:val="20"/>
+              </w:rPr>
+              <w:t xml:space="preserve">What if it misses something?</w:t>
+            </w:r>
+          </w:p>
+        </w:tc>
+        <w:tc>
+          <w:tcPr>
+            <w:tcW w:type="dxa" w:w="6150"/>
+          </w:tcPr>
+          <w:p>
+            <w:r>
+              <w:rPr>
+                <w:sz w:val="20"/>
+                <w:szCs w:val="20"/>
+              </w:rPr>
+              <w:t xml:space="preserve">Reachability matching is name-based, so two unrelated functions sharing a name could in principle be conflated. The agent is instructed to cross-check surprising results, but this is a disclosed limitation, not a hidden one.</w:t>
+            </w:r>
+          </w:p>
+        </w:tc>
+      </w:tr>
+      <w:tr>
+        <w:tc>
+          <w:tcPr>
+            <w:tcW w:type="dxa" w:w="3200"/>
+          </w:tcPr>
+          <w:p>
+            <w:r>
+              <w:rPr>
+                <w:b/>
+                <w:bCs/>
+                <w:sz w:val="20"/>
+                <w:szCs w:val="20"/>
+              </w:rPr>
+              <w:t xml:space="preserve">Does it need updating every time the code changes?</w:t>
+            </w:r>
+          </w:p>
+        </w:tc>
+        <w:tc>
+          <w:tcPr>
+            <w:tcW w:type="dxa" w:w="6150"/>
+          </w:tcPr>
+          <w:p>
+            <w:r>
+              <w:rPr>
+                <w:sz w:val="20"/>
+                <w:szCs w:val="20"/>
+              </w:rPr>
+              <w:t xml:space="preserve">No. It reads the branch's actual current code and hierarchy on every run -- nothing about specific functions or files is hardcoded.</w:t>
+            </w:r>
+          </w:p>
+        </w:tc>
+      </w:tr>
+      <w:tr>
+        <w:tc>
+          <w:tcPr>
+            <w:tcW w:type="dxa" w:w="3200"/>
+          </w:tcPr>
+          <w:p>
+            <w:r>
+              <w:rPr>
+                <w:b/>
+                <w:bCs/>
+                <w:sz w:val="20"/>
+                <w:szCs w:val="20"/>
+              </w:rPr>
+              <w:t xml:space="preserve">How long does a run take, and what does it cost?</w:t>
+            </w:r>
+          </w:p>
+        </w:tc>
+        <w:tc>
+          <w:tcPr>
+            <w:tcW w:type="dxa" w:w="6150"/>
+          </w:tcPr>
+          <w:p>
+            <w:r>
+              <w:rPr>
+                <w:sz w:val="20"/>
+                <w:szCs w:val="20"/>
+              </w:rPr>
+              <w:t xml:space="preserve">It scales with changeset size -- each distinct change may need several tool-call round-trips, each one an LLM call. A hard cap (default 40 iterations) prevents a runaway loop.</w:t>
+            </w:r>
+          </w:p>
+        </w:tc>
+      </w:tr>
+      <w:tr>
+        <w:tc>
+          <w:tcPr>
+            <w:tcW w:type="dxa" w:w="3200"/>
+          </w:tcPr>
+          <w:p>
+            <w:r>
+              <w:rPr>
+                <w:b/>
+                <w:bCs/>
+                <w:sz w:val="20"/>
+                <w:szCs w:val="20"/>
+              </w:rPr>
+              <w:t xml:space="preserve">Can we see its reasoning, not just the final answer?</w:t>
+            </w:r>
+          </w:p>
+        </w:tc>
+        <w:tc>
+          <w:tcPr>
+            <w:tcW w:type="dxa" w:w="6150"/>
+          </w:tcPr>
+          <w:p>
+            <w:r>
+              <w:rPr>
+                <w:sz w:val="20"/>
+                <w:szCs w:val="20"/>
+              </w:rPr>
+              <w:t xml:space="preserve">Yes -- the full tool-call transcript (every question it asked, every answer it got) is available separately from the final report.</w:t>
+            </w:r>
+          </w:p>
+        </w:tc>
+      </w:tr>
+      <w:tr>
+        <w:tc>
+          <w:tcPr>
+            <w:tcW w:type="dxa" w:w="3200"/>
+          </w:tcPr>
+          <w:p>
+            <w:r>
+              <w:rPr>
+                <w:b/>
+                <w:bCs/>
+                <w:sz w:val="20"/>
+                <w:szCs w:val="20"/>
+              </w:rPr>
+              <w:t xml:space="preserve">What happens if it can't reach a conclusion?</w:t>
+            </w:r>
+          </w:p>
+        </w:tc>
+        <w:tc>
+          <w:tcPr>
+            <w:tcW w:type="dxa" w:w="6150"/>
+          </w:tcPr>
+          <w:p>
+            <w:r>
+              <w:rPr>
+                <w:sz w:val="20"/>
+                <w:szCs w:val="20"/>
+              </w:rPr>
+              <w:t xml:space="preserve">It raises an error rather than guessing once the iteration cap is hit -- the fix is raising the cap for an unusually large branch, not trusting a rushed answer.</w:t>
+            </w:r>
+          </w:p>
+        </w:tc>
+      </w:tr>
+      <w:tr>
+        <w:tc>
+          <w:tcPr>
+            <w:tcW w:type="dxa" w:w="3200"/>
+          </w:tcPr>
+          <w:p>
+            <w:r>
+              <w:rPr>
+                <w:b/>
+                <w:bCs/>
+                <w:sz w:val="20"/>
+                <w:szCs w:val="20"/>
+              </w:rPr>
+              <w:t xml:space="preserve">Does it check both before and after the change?</w:t>
+            </w:r>
+          </w:p>
+        </w:tc>
+        <w:tc>
+          <w:tcPr>
+            <w:tcW w:type="dxa" w:w="6150"/>
+          </w:tcPr>
+          <w:p>
+            <w:r>
+              <w:rPr>
+                <w:sz w:val="20"/>
+                <w:szCs w:val="20"/>
+              </w:rPr>
+              <w:t xml:space="preserve">Yes -- for anything removed (a function, a call, a file), it is specifically instructed to check the pre-change state, since the removed thing no longer exists to search for in the current code.</w:t>
+            </w:r>
+          </w:p>
+        </w:tc>
+      </w:tr>
+      <w:tr>
+        <w:tc>
+          <w:tcPr>
+            <w:tcW w:type="dxa" w:w="3200"/>
+          </w:tcPr>
+          <w:p>
+            <w:r>
+              <w:rPr>
+                <w:b/>
+                <w:bCs/>
+                <w:sz w:val="20"/>
+                <w:szCs w:val="20"/>
+              </w:rPr>
+              <w:t xml:space="preserve">Why not just flag every changed file as "needs testing"?</w:t>
+            </w:r>
+          </w:p>
+        </w:tc>
+        <w:tc>
+          <w:tcPr>
+            <w:tcW w:type="dxa" w:w="6150"/>
+          </w:tcPr>
+          <w:p>
+            <w:r>
+              <w:rPr>
+                <w:sz w:val="20"/>
+                <w:szCs w:val="20"/>
+              </w:rPr>
+              <w:t xml:space="preserve">That both over-tests (flags safe changes) and under-explains (doesn't say why). The value here is precision: 92 real dependent tasks and 0 real dependent tasks are very different answers, and only investigation distinguishes them.</w:t>
+            </w:r>
+          </w:p>
+        </w:tc>
+      </w:tr>
+      <w:tr>
+        <w:tc>
+          <w:tcPr>
+            <w:tcW w:type="dxa" w:w="3200"/>
+          </w:tcPr>
+          <w:p>
+            <w:r>
+              <w:rPr>
+                <w:b/>
+                <w:bCs/>
+                <w:sz w:val="20"/>
+                <w:szCs w:val="20"/>
+              </w:rPr>
+              <w:t xml:space="preserve">How is "accuracy" measured?</w:t>
+            </w:r>
+          </w:p>
+        </w:tc>
+        <w:tc>
+          <w:tcPr>
+            <w:tcW w:type="dxa" w:w="6150"/>
+          </w:tcPr>
+          <w:p>
+            <w:r>
+              <w:rPr>
+                <w:sz w:val="20"/>
+                <w:szCs w:val="20"/>
+              </w:rPr>
+              <w:t xml:space="preserve">There is no ground-truth dataset to score judgment against yet. What is measured automatically: whether the agent's cited evidence matches fresh tool results (grounding verification) -- catching a misquoted or fabricated number is fully automatable even though judging the underlying decision still needs periodic human review.</w:t>
+            </w:r>
+          </w:p>
+        </w:tc>
+      </w:tr>
+    </w:tbl>
+    <w:p>
+      <w:pPr>
+        <w:spacing w:after="200"/>
+      </w:pPr>
+    </w:p>
+    <w:p>
+      <w:pPr>
+        <w:pStyle w:val="Heading1"/>
+        <w:spacing w:after="150" w:before="320"/>
+      </w:pPr>
+      <w:r>
+        <w:t xml:space="preserve">14. Known Limitations</w:t>
       </w:r>
     </w:p>
     <w:p>
@@ -1083,7 +2236,72 @@
         <w:spacing w:after="80"/>
       </w:pPr>
       <w:r>
+        <w:t xml:space="preserve">Reachability is name-based, not type-resolved -- the same convention used throughout this project family. A function name shared by two unrelated classes could, in principle, be conflated; the agent is instructed to cross-check surprising results, but this is a structural limitation of static analysis in a dynamically-typed language, not something any tool can fully eliminate.</w:t>
+      </w:r>
+    </w:p>
+    <w:p>
+      <w:pPr>
+        <w:pStyle w:val="ListParagraph"/>
+        <w:numPr>
+          <w:ilvl w:val="0"/>
+          <w:numId w:val="2"/>
+        </w:numPr>
+        <w:spacing w:after="80"/>
+      </w:pPr>
+      <w:r>
+        <w:t xml:space="preserve">The agent requires a working LLM connection; unlike the other tools in this project family, there is no meaningful fallback, because the central task -- judging whether a change matters -- is the one thing static analysis cannot do on its own.</w:t>
+      </w:r>
+    </w:p>
+    <w:p>
+      <w:pPr>
+        <w:pStyle w:val="ListParagraph"/>
+        <w:numPr>
+          <w:ilvl w:val="0"/>
+          <w:numId w:val="2"/>
+        </w:numPr>
+        <w:spacing w:after="80"/>
+      </w:pPr>
+      <w:r>
+        <w:t xml:space="preserve">Cost and runtime scale with the size of the changeset: each distinct change may need several tool calls, and building both the before and after hierarchy roughly doubles the non-agent portion of the runtime.</w:t>
+      </w:r>
+    </w:p>
+    <w:p>
+      <w:pPr>
+        <w:pStyle w:val="ListParagraph"/>
+        <w:numPr>
+          <w:ilvl w:val="0"/>
+          <w:numId w:val="2"/>
+        </w:numPr>
+        <w:spacing w:after="80"/>
+      </w:pPr>
+      <w:r>
         <w:t xml:space="preserve">Every run re-investigates from scratch by design, since a branch's code and the surrounding hierarchy can both change between runs -- there is no caching of prior conclusions.</w:t>
+      </w:r>
+    </w:p>
+    <w:p>
+      <w:pPr>
+        <w:pStyle w:val="ListParagraph"/>
+        <w:numPr>
+          <w:ilvl w:val="0"/>
+          <w:numId w:val="2"/>
+        </w:numPr>
+        <w:spacing w:after="80"/>
+      </w:pPr>
+      <w:r>
+        <w:t xml:space="preserve">Grounding verification (Section 10) confirms cited evidence matches live tool results, but does not yet cover target_type-based config changes, and does not judge whether the underlying decision itself was correct -- that still needs periodic human review.</w:t>
+      </w:r>
+    </w:p>
+    <w:p>
+      <w:pPr>
+        <w:pStyle w:val="ListParagraph"/>
+        <w:numPr>
+          <w:ilvl w:val="0"/>
+          <w:numId w:val="2"/>
+        </w:numPr>
+        <w:spacing w:after="80"/>
+      </w:pPr>
+      <w:r>
+        <w:t xml:space="preserve">The CID compliance check's three signals are ordered from most to least certain, and the name-pattern and LLM-judgment signals both apply only to attributes newly added on the branch being analyzed -- a genuinely new CID attribute is now caught by name pattern or LLM judgment even before any masking pattern exists for it, but both of those signals should still be spot-checked manually, since neither is a certainty the way an established masking pattern is.</w:t>
       </w:r>
     </w:p>
     <w:p>
@@ -1092,7 +2310,7 @@
         <w:spacing w:after="150" w:before="320"/>
       </w:pPr>
       <w:r>
-        <w:t xml:space="preserve">11. Conclusion</w:t>
+        <w:t xml:space="preserve">15. Conclusion</w:t>
       </w:r>
     </w:p>
     <w:p>
